--- a/companies/hollowell-ip/Firm/Firm Overview 2025 v3.docx
+++ b/companies/hollowell-ip/Firm/Firm Overview 2025 v3.docx
@@ -7,17 +7,12 @@
         <w:pStyle w:val="Heading1"/>
       </w:pPr>
       <w:r>
-        <w:t>Hollowell Patent Group PLLC: Firm Overview</w:t>
+        <w:t>Firm Overview: Hollowell Patent Group PLLC</w:t>
       </w:r>
     </w:p>
     <w:p>
       <w:r>
-        <w:t>Hollowell Patent Group PLLC is a patent boutique. We prepare and prosecute patent applications, manage and defend the portfolios that result, and advise clients on what those portfolios can and cannot be relied on to do. We do not practice outside that. Clients who need a general-practice firm generally have one; clients come to us because they want their patent work done by the people who will still be on the file years from now, and because the file is the whole business here rather than one department of it.</w:t>
-      </w:r>
-    </w:p>
-    <w:p>
-      <w:r>
-        <w:t>The firm is led by its founding partner, Mary Bradley, Managing Partner, and it was built around a narrow proposition. A portfolio is only as sound as the dates standing behind it. Claims can be amended, arguments can be rewritten, an examiner can be persuaded on a second pass. A date that has run cannot be recovered by anyone, at any price, and no amount of good lawyering afterward puts it back. Everything in our practice, including how we staff files and how we bill them, follows from that.</w:t>
+        <w:t>Hollowell Patent Group is a boutique patent firm. The practice keeps its book deliberate and its bench close to the technology, so that the agents and attorneys a client meets at the outset are the same people who carry the client's matters through examination and afterward. We chose that scale on purpose, because a portfolio is best served by people who hold its whole history in their heads rather than by a rotating cast reading in from a file each time. This overview sets out the firm's practice areas, a sample of its client work, and the standards it holds itself to.</w:t>
       </w:r>
     </w:p>
     <w:p>
@@ -25,7 +20,12 @@
         <w:pStyle w:val="Heading2"/>
       </w:pPr>
       <w:r>
-        <w:t>Service lines</w:t>
+        <w:t>Practice Areas</w:t>
+      </w:r>
+    </w:p>
+    <w:p>
+      <w:r>
+        <w:t>The firm concentrates on patent prosecution and the work that surrounds it, weighted toward the medical-device and hardware matters where the claims sit close to what a client actually builds. Prosecution is the core, and the other lines exist to keep that core coherent over the life of a portfolio rather than one filing at a time. The list below describes how the firm organizes that work rather than the limits of what it will take on.</w:t>
       </w:r>
     </w:p>
     <w:p>
@@ -33,7 +33,7 @@
         <w:pStyle w:val="ListBullet"/>
       </w:pPr>
       <w:r>
-        <w:t>Preparation and prosecution. Drafting from disclosure through issuance, including inventor interviews run by the person who will write the application, not by an intake layer that hands off a summary.</w:t>
+        <w:t>Prosecution. Drafting and filing new applications and carrying them through examination, including the office-action responses and claim amendments that answer an examiner's rejections.</w:t>
       </w:r>
     </w:p>
     <w:p>
@@ -41,7 +41,7 @@
         <w:pStyle w:val="ListBullet"/>
       </w:pPr>
       <w:r>
-        <w:t>Portfolio strategy and family management. Structured reviews organized by family, with written recommendations on what to continue, what to let lapse, and where a continuation is worth the fee.</w:t>
+        <w:t>Portfolio management. Organizing a client's patents by family and technology, so that decisions to file, maintain, or abandon are made against the whole portfolio rather than one matter at a time.</w:t>
       </w:r>
     </w:p>
     <w:p>
@@ -49,7 +49,7 @@
         <w:pStyle w:val="ListBullet"/>
       </w:pPr>
       <w:r>
-        <w:t>Freedom-to-operate and clearance. Written opinions on what the relevant claims require and where the risk sits, delivered under privilege and marked accordingly.</w:t>
+        <w:t>Opinions and counseling. Freedom-to-operate, patentability, and related analyses, written with the qualifications the question warrants and marked privileged where they belong.</w:t>
       </w:r>
     </w:p>
     <w:p>
@@ -57,23 +57,7 @@
         <w:pStyle w:val="ListBullet"/>
       </w:pPr>
       <w:r>
-        <w:t>Post-grant and contested matters. Defensive work on issued claims, and support to litigation counsel where a client's dispute has moved past our lane.</w:t>
-      </w:r>
-    </w:p>
-    <w:p>
-      <w:pPr>
-        <w:pStyle w:val="ListBullet"/>
-      </w:pPr>
-      <w:r>
-        <w:t>Licensing and diligence support. Portfolio-side work for transactions, including responding to the diligence questions a counterparty will ask about your files.</w:t>
-      </w:r>
-    </w:p>
-    <w:p>
-      <w:pPr>
-        <w:pStyle w:val="ListBullet"/>
-      </w:pPr>
-      <w:r>
-        <w:t>Docketing and maintenance. Date management as a discipline in its own right, not a clerical residue of the other five.</w:t>
+        <w:t>Review and reporting. Structured portfolio reviews organized by family, and short updates that put the current state of a portfolio in front of a client or a board without overstating it.</w:t>
       </w:r>
     </w:p>
     <w:p>
@@ -81,22 +65,12 @@
         <w:pStyle w:val="Heading2"/>
       </w:pPr>
       <w:r>
-        <w:t>How we work</w:t>
+        <w:t>Representative Client Work</w:t>
       </w:r>
     </w:p>
     <w:p>
       <w:r>
-        <w:t>We bill by the matter, and we say so at the outset. Our engagement letters are explicit about scope, about conflicts, and about what happens if an invoice goes unpaid. That plainness occasionally costs us a client at the front end. It has never cost us one at the back end, which is where the expensive surprises live.</w:t>
-      </w:r>
-    </w:p>
-    <w:p>
-      <w:r>
-        <w:t>Portfolio reviews are long and structured, organized by family, and written to be read by someone who was not in the room. Freedom-to-operate memoranda are hedged with care, because the hedges are the analysis. Routine client updates go out as short emails against a docket number, so that a client can search their own inbox and reconstruct a file's history without calling us. When a board wants the portfolio on one page, we will put it on one page, with the qualifications on the page rather than in a footnote nobody reads aloud.</w:t>
-      </w:r>
-    </w:p>
-    <w:p>
-      <w:r>
-        <w:t>A note on how we write, since clients notice it early. No one at this firm will tell you that a product does not infringe. We will tell you what the claims require, which limitations we think are met and which are not, what a competent adversary would argue against that reading, and what we would want to see before the answer firms up. Counsel who writes an unqualified opinion is not being decisive; they are writing a liability, usually their own and eventually yours.</w:t>
+        <w:t>A handful of engagements show the shape of a typical relationship better than a general description can. The firm's work for Odonnell Inc, Middleton, Sullivan and Wiley, Keith-Duarte, Jackson Inc, and Price-Henson is representative of the practice across recent years: portfolios drafted, prosecuted, and managed by family, and reported against a docket the client can depend on. Each began with an engagement letter and a conflicts check and has been carried by the same small group of agents and attorneys since, which is the pattern the firm aims to repeat rather than the exception it points to. These are illustrative examples of how the firm works, not a roster of everyone it represents.</w:t>
       </w:r>
     </w:p>
     <w:p>
@@ -104,37 +78,12 @@
         <w:pStyle w:val="Heading2"/>
       </w:pPr>
       <w:r>
-        <w:t>Representative client work</w:t>
+        <w:t>Reporting</w:t>
       </w:r>
     </w:p>
     <w:p>
       <w:r>
-        <w:t>Our clients include medical device manufacturers, a university licensing office, and venture-backed hardware companies at the stage where the portfolio is still the asset being built. Representative engagements follow. We name them here with permission and describe the work only in general terms.</w:t>
-      </w:r>
-    </w:p>
-    <w:p>
-      <w:r>
-        <w:t>Odonnell Inc is among our longest-standing clients. The work runs continuously across multiple families, from first disclosure through issuance and into maintenance, with the same attorneys on the families year over year.</w:t>
-      </w:r>
-    </w:p>
-    <w:p>
-      <w:r>
-        <w:t>For Middleton, Sullivan and Wiley we conduct structured portfolio reviews by family and carry the resulting prosecution, including the unglamorous half of the recommendation: the filings that get abandoned on purpose.</w:t>
-      </w:r>
-    </w:p>
-    <w:p>
-      <w:r>
-        <w:t>Work for Keith-Duarte has centered on clearance and freedom-to-operate analysis ahead of product decisions, with prosecution running alongside it so that the offensive and defensive pictures are drawn by the same hands.</w:t>
-      </w:r>
-    </w:p>
-    <w:p>
-      <w:r>
-        <w:t>For Jackson Inc we handle preparation and prosecution across an active docket, with the date management sitting on our side of the line and reported back on a schedule the client set.</w:t>
-      </w:r>
-    </w:p>
-    <w:p>
-      <w:r>
-        <w:t>Price-Henson is our most recent engagement, and the work there is portfolio building in its earliest form: disclosures, interviews, and the sequencing decisions that are cheap now and expensive later.</w:t>
+        <w:t>Clients hear from the firm in the register the work calls for. Routine updates are short and keyed to a docket number, so a client can file one and retrieve it later without wading through preamble to find a single date; portfolio reviews are long and structured and read by family, because the related matters only make sense together; and a board summary will put the whole portfolio on a page without pretending the underlying files are simpler than they are.</w:t>
       </w:r>
     </w:p>
     <w:p>
@@ -142,12 +91,35 @@
         <w:pStyle w:val="Heading2"/>
       </w:pPr>
       <w:r>
-        <w:t>Working with us</w:t>
+        <w:t>How the Firm Engages</w:t>
       </w:r>
     </w:p>
     <w:p>
       <w:r>
-        <w:t>New matters begin with a conflicts check and an engagement letter that states the scope in terms both sides can hold each other to. If the scope changes, we amend the letter rather than assume. If we cannot take a matter, we say so quickly, and we say why to the extent we are permitted to. We would rather decline a file in a week than carry it badly for a year.</w:t>
+        <w:t>Every matter begins with an engagement letter that states in plain terms what the firm will do, what it costs, who performs the work, and what follows if an invoice goes unpaid, because a scope question is far cheaper to settle at the start than in the middle of a prosecution. The firm runs a conflicts check before it opens any file, and it declines the matters it cannot take cleanly.</w:t>
+      </w:r>
+    </w:p>
+    <w:p>
+      <w:r>
+        <w:t>The firm is careful with certainty in everything a client reads. Counsel who says a product does not infringe, without qualification, has written a liability rather than an opinion, so the firm's memoranda carry the qualifications the analysis supports and no more confidence than the record will bear. A client is better served by an opinion it can act on knowing exactly where its edges are than by a cleaner sentence that will not hold when it is tested.</w:t>
+      </w:r>
+    </w:p>
+    <w:p>
+      <w:pPr>
+        <w:pStyle w:val="Heading2"/>
+      </w:pPr>
+      <w:r>
+        <w:t>The Docket</w:t>
+      </w:r>
+    </w:p>
+    <w:p>
+      <w:r>
+        <w:t>The discipline the rest of the practice rests on is the docket. Nothing leaves the firm and no deadline passes without routing through docketing, a date once confirmed is not moved without a reason on the record, and a missed date is the one mistake the firm treats as unrecoverable. Clients tend to feel this less as a policy than as a firm that does not surprise them with a lapsed deadline.</w:t>
+      </w:r>
+    </w:p>
+    <w:p>
+      <w:r>
+        <w:t>A company weighing a change in patent counsel should begin with a conversation rather than a proposal. The step to take is to reach Mary Bradley, Managing Partner, who meets new inquiries herself and will clear a conflicts check before the firm takes on the matter.</w:t>
       </w:r>
     </w:p>
     <w:sectPr>
